--- a/source-materials/docs/重组.docx
+++ b/source-materials/docs/重组.docx
@@ -3,6 +3,11 @@
 <w:document xmlns:wpc="http://schemas.microsoft.com/office/word/2010/wordprocessingCanvas" xmlns:cx="http://schemas.microsoft.com/office/drawing/2014/chartex" xmlns:cx1="http://schemas.microsoft.com/office/drawing/2015/9/8/chartex" xmlns:cx2="http://schemas.microsoft.com/office/drawing/2015/10/21/chartex" xmlns:cx3="http://schemas.microsoft.com/office/drawing/2016/5/9/chartex" xmlns:cx4="http://schemas.microsoft.com/office/drawing/2016/5/10/chartex" xmlns:cx5="http://schemas.microsoft.com/office/drawing/2016/5/11/chartex" xmlns:cx6="http://schemas.microsoft.com/office/drawing/2016/5/12/chartex" xmlns:cx7="http://schemas.microsoft.com/office/drawing/2016/5/13/chartex" xmlns:cx8="http://schemas.microsoft.com/office/drawing/2016/5/14/chartex" xmlns:mc="http://schemas.openxmlformats.org/markup-compatibility/2006" xmlns:aink="http://schemas.microsoft.com/office/drawing/2016/ink" xmlns:am3d="http://schemas.microsoft.com/office/drawing/2017/model3d" xmlns:o="urn:schemas-microsoft-com:office:office" xmlns:oel="http://schemas.microsoft.com/office/2019/extlst" xmlns:r="http://schemas.openxmlformats.org/officeDocument/2006/relationships" xmlns:m="http://schemas.openxmlformats.org/officeDocument/2006/math" xmlns:v="urn:schemas-microsoft-com:vml" xmlns:wp14="http://schemas.microsoft.com/office/word/2010/wordprocessingDrawing" xmlns:wp="http://schemas.openxmlformats.org/drawingml/2006/wordprocessingDrawing" xmlns:w10="urn:schemas-microsoft-com:office:word" xmlns:w="http://schemas.openxmlformats.org/wordprocessingml/2006/main" xmlns:w14="http://schemas.microsoft.com/office/word/2010/wordml" xmlns:w15="http://schemas.microsoft.com/office/word/2012/wordml" xmlns:w16cex="http://schemas.microsoft.com/office/word/2018/wordml/cex" xmlns:w16cid="http://schemas.microsoft.com/office/word/2016/wordml/cid" xmlns:w16="http://schemas.microsoft.com/office/word/2018/wordml" xmlns:w16du="http://schemas.microsoft.com/office/word/2023/wordml/word16du" xmlns:w16sdtdh="http://schemas.microsoft.com/office/word/2020/wordml/sdtdatahash" xmlns:w16sdtfl="http://schemas.microsoft.com/office/word/2024/wordml/sdtformatlock" xmlns:w16se="http://schemas.microsoft.com/office/word/2015/wordml/symex" xmlns:wpg="http://schemas.microsoft.com/office/word/2010/wordprocessingGroup" xmlns:wpi="http://schemas.microsoft.com/office/word/2010/wordprocessingInk" xmlns:wne="http://schemas.microsoft.com/office/word/2006/wordml" xmlns:wps="http://schemas.microsoft.com/office/word/2010/wordprocessingShape" mc:Ignorable="w14 w15 w16se w16cid w16 w16cex w16sdtdh w16sdtfl w16du wp14">
   <w:body>
     <w:p>
+      <w:pPr>
+        <w:rPr>
+          <w:rFonts w:hint="eastAsia"/>
+        </w:rPr>
+      </w:pPr>
       <w:r>
         <w:rPr>
           <w:rFonts w:hint="eastAsia"/>
@@ -11,6 +16,11 @@
       </w:r>
     </w:p>
     <w:p>
+      <w:pPr>
+        <w:rPr>
+          <w:rFonts w:hint="eastAsia"/>
+        </w:rPr>
+      </w:pPr>
       <w:r>
         <w:rPr>
           <w:rFonts w:hint="eastAsia"/>
@@ -32,6 +42,11 @@
       </w:r>
     </w:p>
     <w:p>
+      <w:pPr>
+        <w:rPr>
+          <w:rFonts w:hint="eastAsia"/>
+        </w:rPr>
+      </w:pPr>
       <w:r>
         <w:t>SARS-CoV-2 是一种 RNA 病毒，它的重组并不是我们在真核生物中熟悉的染色体重组，而是一种发生在</w:t>
       </w:r>
@@ -47,31 +62,61 @@
       </w:r>
     </w:p>
     <w:p>
+      <w:pPr>
+        <w:rPr>
+          <w:rFonts w:hint="eastAsia"/>
+        </w:rPr>
+      </w:pPr>
       <w:r>
         <w:t>具体来说，当两个不同病毒谱系同时感染同一个宿主细胞时，病毒的 RNA依赖RNA聚合酶 会在复制 RNA 的过程中，从一个模板“跳跃”到另一个模板上继续复制。最终，就会形成一个由不同来源片段拼接而成的“嵌合基因组”。</w:t>
       </w:r>
     </w:p>
     <w:p>
+      <w:pPr>
+        <w:rPr>
+          <w:rFonts w:hint="eastAsia"/>
+        </w:rPr>
+      </w:pPr>
       <w:r>
         <w:t>这个过程有时也被称为 copy-choice 机制，本质上并不是基因交换，而是复制过程中的“轨道切换”。</w:t>
       </w:r>
     </w:p>
     <w:p>
+      <w:pPr>
+        <w:rPr>
+          <w:rFonts w:hint="eastAsia"/>
+        </w:rPr>
+      </w:pPr>
       <w:r>
         <w:t>为了更好理解这种机制，我们可以做一个简单对比。</w:t>
       </w:r>
     </w:p>
     <w:p>
+      <w:pPr>
+        <w:rPr>
+          <w:rFonts w:hint="eastAsia"/>
+        </w:rPr>
+      </w:pPr>
       <w:r>
         <w:t>在真核生物中，重组通常发生在减数分裂过程中，涉及同源染色体的配对和片段交换，是一种结构化、受控的遗传过程。</w:t>
       </w:r>
     </w:p>
     <w:p>
+      <w:pPr>
+        <w:rPr>
+          <w:rFonts w:hint="eastAsia"/>
+        </w:rPr>
+      </w:pPr>
       <w:r>
         <w:t>而在原核生物中，比如细菌，重组通常通过转化、接合或转导实现，本质上是细胞之间的基因流动，依赖外源 DNA 或质粒。</w:t>
       </w:r>
     </w:p>
     <w:p>
+      <w:pPr>
+        <w:rPr>
+          <w:rFonts w:hint="eastAsia"/>
+        </w:rPr>
+      </w:pPr>
       <w:r>
         <w:t>相比之下，SARS-CoV-2 的重组既不依赖染色体配对，也不依赖外源 DNA 的摄取，而是发生在病毒 RNA 复制瞬间的一次“模板跳跃”。这体现了病毒进化机制的高度简化和高效。</w:t>
       </w:r>
@@ -89,7 +134,23 @@
         <w:t>而</w:t>
       </w:r>
       <w:r>
-        <w:t>SARS-CoV-2 的模板切换之所以能够高效发生，是因为 RdRp 与 RNA 结合相对不稳定，在共感染条件下周围存在大量相似模板，同时 RNA 的序列同源性和二级结构为重新配对提供了条件。再加上冠状病毒本身具有跳跃式转录机制，使得这种‘换轨复制’不仅可能，而且高效</w:t>
+        <w:t xml:space="preserve">SARS-CoV-2 的模板切换之所以能够高效发生，是因为 </w:t>
+      </w:r>
+      <w:proofErr w:type="spellStart"/>
+      <w:r>
+        <w:t>RdRp</w:t>
+      </w:r>
+      <w:proofErr w:type="spellEnd"/>
+      <w:r>
+        <w:t xml:space="preserve"> 与 RNA 结合相对不稳定，在</w:t>
+      </w:r>
+      <w:proofErr w:type="gramStart"/>
+      <w:r>
+        <w:t>共感染</w:t>
+      </w:r>
+      <w:proofErr w:type="gramEnd"/>
+      <w:r>
+        <w:t>条件下周围存在大量相似模板，同时 RNA 的序列同源性和二级结构为重新配对提供了条件。再加上冠状病毒本身具有跳跃式转录机制，使得这种‘换轨复制’不仅可能，而且高效</w:t>
       </w:r>
       <w:r>
         <w:rPr>
@@ -102,31 +163,61 @@
       </w:r>
     </w:p>
     <w:p>
+      <w:pPr>
+        <w:rPr>
+          <w:rFonts w:hint="eastAsia"/>
+        </w:rPr>
+      </w:pPr>
       <w:r>
         <w:t>接下来我们看一个非常典型的例子，也就是 Omicron 时代的重要重组谱系——XBB。</w:t>
       </w:r>
     </w:p>
     <w:p>
+      <w:pPr>
+        <w:rPr>
+          <w:rFonts w:hint="eastAsia"/>
+        </w:rPr>
+      </w:pPr>
       <w:r>
         <w:t>研究表明，XBB 是由两个 BA.2 亚谱系，BJ.1 和 BM.1.1.1，通过重组产生的。它的重组断点位于刺突蛋白的受体结合域，也就是 Spike RBD 区域。</w:t>
       </w:r>
     </w:p>
     <w:p>
+      <w:pPr>
+        <w:rPr>
+          <w:rFonts w:hint="eastAsia"/>
+        </w:rPr>
+      </w:pPr>
       <w:r>
         <w:t>这个位置非常关键，因为它直接决定病毒与宿主细胞受体的结合能力，同时也是中和抗体的主要作用靶点。</w:t>
       </w:r>
     </w:p>
     <w:p>
+      <w:pPr>
+        <w:rPr>
+          <w:rFonts w:hint="eastAsia"/>
+        </w:rPr>
+      </w:pPr>
       <w:r>
         <w:t>因此，XBB 的不同基因片段组合在一起，使它同时具备更强的免疫逃逸能力和一定程度的传播优势。这种“功能叠加”，正是重组最重要的进化意义之一。</w:t>
       </w:r>
     </w:p>
     <w:p>
+      <w:pPr>
+        <w:rPr>
+          <w:rFonts w:hint="eastAsia"/>
+        </w:rPr>
+      </w:pPr>
       <w:r>
         <w:t>从更宏观的角度来看，在 Omicron 流行阶段，病毒的进化并不是单一机制驱动的，而是多种机制共同作用的结果，包括抗原漂移、趋同进化，以及我们这里重点讨论的重组。</w:t>
       </w:r>
     </w:p>
     <w:p>
+      <w:pPr>
+        <w:rPr>
+          <w:rFonts w:hint="eastAsia"/>
+        </w:rPr>
+      </w:pPr>
       <w:r>
         <w:t>大规模系统发育研究显示，在</w:t>
       </w:r>
@@ -163,56 +254,195 @@
       </w:r>
     </w:p>
     <w:p>
-      <w:r>
-        <w:t>更有意思的是，这些重组断点并不是随机分布的，而是明显集中在病毒基因组的 3’端区域，尤其是 Spike 基因附近。这说明重组在功能上可能受到选择压力的影响。</w:t>
-      </w:r>
-    </w:p>
-    <w:p>
+      <w:pPr>
+        <w:rPr>
+          <w:rFonts w:hint="eastAsia"/>
+        </w:rPr>
+      </w:pPr>
+      <w:r>
+        <w:t>更有意思的是，这些重组断点并不是随机分布的，而是明显集中在病毒基因组的 3</w:t>
+      </w:r>
+      <w:proofErr w:type="gramStart"/>
+      <w:r>
+        <w:t>’</w:t>
+      </w:r>
+      <w:proofErr w:type="gramEnd"/>
+      <w:r>
+        <w:t>端区域，尤其是 Spike 基因附近。这说明重组在功能上可能受到选择压力的影响。</w:t>
+      </w:r>
+    </w:p>
+    <w:p>
+      <w:pPr>
+        <w:rPr>
+          <w:rFonts w:hint="eastAsia"/>
+        </w:rPr>
+      </w:pPr>
       <w:r>
         <w:t>那么，为什么重组对 Omicron 尤其重要？</w:t>
       </w:r>
     </w:p>
     <w:p>
+      <w:pPr>
+        <w:rPr>
+          <w:rFonts w:hint="eastAsia"/>
+        </w:rPr>
+      </w:pPr>
       <w:r>
         <w:t>原因在于，突变通常是逐步积累的，而重组可以在一次事件中，将多个已经存在的有利突变组合到一起，从而显著加快进化速度。</w:t>
       </w:r>
     </w:p>
     <w:p>
+      <w:pPr>
+        <w:rPr>
+          <w:rFonts w:hint="eastAsia"/>
+        </w:rPr>
+      </w:pPr>
       <w:r>
         <w:t>换句话说，重组相当于一种“进化加速器”，使病毒能够更快适应宿主免疫系统的压力。</w:t>
       </w:r>
     </w:p>
     <w:p>
+      <w:pPr>
+        <w:rPr>
+          <w:rFonts w:hint="eastAsia"/>
+        </w:rPr>
+      </w:pPr>
       <w:r>
         <w:t>最后，我用一句话总结这一部分内容：</w:t>
       </w:r>
     </w:p>
     <w:p>
+      <w:pPr>
+        <w:rPr>
+          <w:rFonts w:hint="eastAsia"/>
+        </w:rPr>
+      </w:pPr>
       <w:r>
         <w:t>真核生物的重组，是染色体层面的遗传重排；原核生物的重组，是细胞之间的基因流动；而 SARS-CoV-2 的重组，是复制过程中发生的模板切换。</w:t>
       </w:r>
     </w:p>
     <w:p>
+      <w:pPr>
+        <w:rPr>
+          <w:rFonts w:hint="eastAsia"/>
+        </w:rPr>
+      </w:pPr>
       <w:r>
         <w:t>它的独特之处在于，可以在一次事件中整合多个有利突变，从而帮助 Omicron 亚型快速获得免疫逃逸和传播优势。</w:t>
       </w:r>
     </w:p>
-    <w:p/>
-    <w:p/>
-    <w:p/>
-    <w:p/>
-    <w:p/>
-    <w:p/>
-    <w:p/>
-    <w:p/>
-    <w:p/>
-    <w:p/>
-    <w:p/>
-    <w:p/>
-    <w:p/>
-    <w:p/>
-    <w:p/>
-    <w:p/>
+    <w:p>
+      <w:pPr>
+        <w:rPr>
+          <w:rFonts w:hint="eastAsia"/>
+        </w:rPr>
+      </w:pPr>
+    </w:p>
+    <w:p>
+      <w:pPr>
+        <w:rPr>
+          <w:rFonts w:hint="eastAsia"/>
+        </w:rPr>
+      </w:pPr>
+    </w:p>
+    <w:p>
+      <w:pPr>
+        <w:rPr>
+          <w:rFonts w:hint="eastAsia"/>
+        </w:rPr>
+      </w:pPr>
+    </w:p>
+    <w:p>
+      <w:pPr>
+        <w:rPr>
+          <w:rFonts w:hint="eastAsia"/>
+        </w:rPr>
+      </w:pPr>
+    </w:p>
+    <w:p>
+      <w:pPr>
+        <w:rPr>
+          <w:rFonts w:hint="eastAsia"/>
+        </w:rPr>
+      </w:pPr>
+    </w:p>
+    <w:p>
+      <w:pPr>
+        <w:rPr>
+          <w:rFonts w:hint="eastAsia"/>
+        </w:rPr>
+      </w:pPr>
+    </w:p>
+    <w:p>
+      <w:pPr>
+        <w:rPr>
+          <w:rFonts w:hint="eastAsia"/>
+        </w:rPr>
+      </w:pPr>
+    </w:p>
+    <w:p>
+      <w:pPr>
+        <w:rPr>
+          <w:rFonts w:hint="eastAsia"/>
+        </w:rPr>
+      </w:pPr>
+    </w:p>
+    <w:p>
+      <w:pPr>
+        <w:rPr>
+          <w:rFonts w:hint="eastAsia"/>
+        </w:rPr>
+      </w:pPr>
+    </w:p>
+    <w:p>
+      <w:pPr>
+        <w:rPr>
+          <w:rFonts w:hint="eastAsia"/>
+        </w:rPr>
+      </w:pPr>
+    </w:p>
+    <w:p>
+      <w:pPr>
+        <w:rPr>
+          <w:rFonts w:hint="eastAsia"/>
+        </w:rPr>
+      </w:pPr>
+    </w:p>
+    <w:p>
+      <w:pPr>
+        <w:rPr>
+          <w:rFonts w:hint="eastAsia"/>
+        </w:rPr>
+      </w:pPr>
+    </w:p>
+    <w:p>
+      <w:pPr>
+        <w:rPr>
+          <w:rFonts w:hint="eastAsia"/>
+        </w:rPr>
+      </w:pPr>
+    </w:p>
+    <w:p>
+      <w:pPr>
+        <w:rPr>
+          <w:rFonts w:hint="eastAsia"/>
+        </w:rPr>
+      </w:pPr>
+    </w:p>
+    <w:p>
+      <w:pPr>
+        <w:rPr>
+          <w:rFonts w:hint="eastAsia"/>
+        </w:rPr>
+      </w:pPr>
+    </w:p>
+    <w:p>
+      <w:pPr>
+        <w:rPr>
+          <w:rFonts w:hint="eastAsia"/>
+        </w:rPr>
+      </w:pPr>
+    </w:p>
     <w:p>
       <w:pPr>
         <w:rPr>
@@ -247,6 +477,11 @@
       </w:r>
     </w:p>
     <w:p>
+      <w:pPr>
+        <w:rPr>
+          <w:rFonts w:hint="eastAsia"/>
+        </w:rPr>
+      </w:pPr>
       <w:r>
         <w:t>SARS-CoV-2 是一种 RNA 病毒，它的重组并不是我们在真核生物中熟悉的染色体重组，而是一种发生在</w:t>
       </w:r>
@@ -294,6 +529,11 @@
       </w:r>
     </w:p>
     <w:p>
+      <w:pPr>
+        <w:rPr>
+          <w:rFonts w:hint="eastAsia"/>
+        </w:rPr>
+      </w:pPr>
       <w:r>
         <w:t>在真核生物中，重组通常发生在减数分裂过程中，涉及同源染色体的配对和片段交换，是一种结构化、受控的遗传过程。</w:t>
       </w:r>
@@ -312,6 +552,11 @@
       </w:r>
     </w:p>
     <w:p>
+      <w:pPr>
+        <w:rPr>
+          <w:rFonts w:hint="eastAsia"/>
+        </w:rPr>
+      </w:pPr>
       <w:r>
         <w:t>而在原核生物中，比如细菌，重组通常通过转化、接合或转导实现，本质上是细胞之间的基因流动，依赖外源 DNA 或质粒。</w:t>
       </w:r>
@@ -330,6 +575,11 @@
       </w:r>
     </w:p>
     <w:p>
+      <w:pPr>
+        <w:rPr>
+          <w:rFonts w:hint="eastAsia"/>
+        </w:rPr>
+      </w:pPr>
       <w:r>
         <w:t>相比之下，SARS-CoV-2 的重组既不依赖染色体配对，也不依赖外源 DNA 的摄取，而是发生在病毒 RNA 复制瞬间的一次“模板跳跃”。这体现了病毒进化机制的高度简化和高效。</w:t>
       </w:r>
@@ -357,13 +607,80 @@
         <w:rPr>
           <w:rFonts w:hint="eastAsia"/>
         </w:rPr>
+        <w:t>Slide5：机制</w:t>
+      </w:r>
+    </w:p>
+    <w:p>
+      <w:pPr>
+        <w:rPr>
+          <w:rFonts w:hint="eastAsia"/>
+        </w:rPr>
+      </w:pPr>
+      <w:r>
+        <w:rPr>
+          <w:rFonts w:hint="eastAsia"/>
+        </w:rPr>
+        <w:t>而</w:t>
+      </w:r>
+      <w:r>
+        <w:t xml:space="preserve">SARS-CoV-2 的模板切换之所以能够高效发生，是因为 </w:t>
+      </w:r>
+      <w:proofErr w:type="spellStart"/>
+      <w:r>
+        <w:t>RdRp</w:t>
+      </w:r>
+      <w:proofErr w:type="spellEnd"/>
+      <w:r>
+        <w:t xml:space="preserve"> 与 RNA 结合相对不稳定，在</w:t>
+      </w:r>
+      <w:proofErr w:type="gramStart"/>
+      <w:r>
+        <w:t>共感染</w:t>
+      </w:r>
+      <w:proofErr w:type="gramEnd"/>
+      <w:r>
+        <w:t>条件下周围存在大量相似模板，同时 RNA 的序列同源性和二级结构为重新配对提供了条件。再加上冠状病毒本身具有跳跃式转录机制，使得这种‘换轨复制’不仅可能，而且高效</w:t>
+      </w:r>
+      <w:r>
+        <w:rPr>
+          <w:rFonts w:hint="eastAsia"/>
+        </w:rPr>
+        <w:t>，具有选择性</w:t>
+      </w:r>
+      <w:r>
+        <w:t>。</w:t>
+      </w:r>
+    </w:p>
+    <w:p>
+      <w:pPr>
+        <w:rPr>
+          <w:rFonts w:hint="eastAsia"/>
+        </w:rPr>
+      </w:pPr>
+      <w:r>
+        <w:rPr>
+          <w:rFonts w:hint="eastAsia"/>
+        </w:rPr>
+        <w:t>（动画展现机理）</w:t>
+      </w:r>
+    </w:p>
+    <w:p>
+      <w:pPr>
+        <w:rPr>
+          <w:rFonts w:hint="eastAsia"/>
+        </w:rPr>
+      </w:pPr>
+      <w:r>
+        <w:rPr>
+          <w:rFonts w:hint="eastAsia"/>
+        </w:rPr>
         <w:t>Slide</w:t>
       </w:r>
       <w:r>
         <w:rPr>
           <w:rFonts w:hint="eastAsia"/>
         </w:rPr>
-        <w:t>5</w:t>
+        <w:t>6</w:t>
       </w:r>
       <w:r>
         <w:rPr>
@@ -375,87 +692,37 @@
         <w:rPr>
           <w:rFonts w:hint="eastAsia"/>
         </w:rPr>
-        <w:t>机制</w:t>
-      </w:r>
-    </w:p>
-    <w:p>
-      <w:r>
-        <w:rPr>
-          <w:rFonts w:hint="eastAsia"/>
-        </w:rPr>
-        <w:t>而</w:t>
-      </w:r>
-      <w:r>
-        <w:t>SARS-CoV-2 的模板切换之所以能够高效发生，是因为 RdRp 与 RNA 结合相对不稳定，在共感染条件下周围存在大量相似模板，同时 RNA 的序列同源性和二级结构为重新配对提供了条件。再加上冠状病毒本身具有跳跃式转录机制，使得这种‘换轨复制’不仅可能，而且高效</w:t>
-      </w:r>
-      <w:r>
-        <w:rPr>
-          <w:rFonts w:hint="eastAsia"/>
-        </w:rPr>
-        <w:t>，具有选择性</w:t>
-      </w:r>
-      <w:r>
-        <w:t>。</w:t>
-      </w:r>
-    </w:p>
-    <w:p>
-      <w:pPr>
-        <w:rPr>
-          <w:rFonts w:hint="eastAsia"/>
-        </w:rPr>
-      </w:pPr>
-      <w:r>
-        <w:rPr>
-          <w:rFonts w:hint="eastAsia"/>
-        </w:rPr>
-        <w:t>（动画展现机理）</w:t>
-      </w:r>
-    </w:p>
-    <w:p>
-      <w:pPr>
-        <w:rPr>
-          <w:rFonts w:hint="eastAsia"/>
-        </w:rPr>
-      </w:pPr>
-      <w:r>
-        <w:rPr>
-          <w:rFonts w:hint="eastAsia"/>
-        </w:rPr>
-        <w:t>Slide</w:t>
-      </w:r>
-      <w:r>
-        <w:rPr>
-          <w:rFonts w:hint="eastAsia"/>
-        </w:rPr>
-        <w:t>6</w:t>
-      </w:r>
-      <w:r>
-        <w:rPr>
-          <w:rFonts w:hint="eastAsia"/>
-        </w:rPr>
-        <w:t>：</w:t>
-      </w:r>
-      <w:r>
-        <w:rPr>
-          <w:rFonts w:hint="eastAsia"/>
-        </w:rPr>
         <w:t>Omicron 例子：XBB</w:t>
       </w:r>
     </w:p>
     <w:p>
-      <w:r>
-        <w:rPr>
-          <w:rFonts w:hint="eastAsia"/>
-        </w:rPr>
-        <w:t>XBB 是很好的案例：研究显示它由两个共流行的 BA.2 系谱 BJ.1 和 BM.1.1.1 重组产生，断点位于 Spike RBD 区域；其不同片段共同增强免疫逃逸和细胞融合能力。</w:t>
-      </w:r>
-    </w:p>
-    <w:p>
-      <w:pPr>
-        <w:rPr>
-          <w:rFonts w:hint="eastAsia"/>
-        </w:rPr>
-      </w:pPr>
+      <w:pPr>
+        <w:rPr>
+          <w:rFonts w:hint="eastAsia"/>
+        </w:rPr>
+      </w:pPr>
+      <w:r>
+        <w:rPr>
+          <w:rFonts w:hint="eastAsia"/>
+        </w:rPr>
+        <w:t>XBB 是很好的案例：研究显示它由两个</w:t>
+      </w:r>
+      <w:proofErr w:type="gramStart"/>
+      <w:r>
+        <w:rPr>
+          <w:rFonts w:hint="eastAsia"/>
+        </w:rPr>
+        <w:t>共流行</w:t>
+      </w:r>
+      <w:proofErr w:type="gramEnd"/>
+      <w:r>
+        <w:rPr>
+          <w:rFonts w:hint="eastAsia"/>
+        </w:rPr>
+        <w:t>的 BA.2 系谱 BJ.1 和 BM.1.1.1 重组产生，断点位于 Spike RBD 区域；其不同片段共同增强免疫逃逸和细胞融合能力。</w:t>
+      </w:r>
+    </w:p>
+    <w:p>
       <w:r>
         <w:rPr>
           <w:rFonts w:hint="eastAsia"/>
@@ -519,6 +786,37 @@
       </w:r>
     </w:p>
     <w:p>
+      <w:r>
+        <w:t>Int J Surg</w:t>
+      </w:r>
+    </w:p>
+    <w:p>
+      <w:pPr>
+        <w:rPr>
+          <w:rFonts w:hint="eastAsia"/>
+        </w:rPr>
+      </w:pPr>
+      <w:r>
+        <w:t xml:space="preserve">. 2023 Mar 14;109(4):1041–1043. </w:t>
+      </w:r>
+      <w:proofErr w:type="spellStart"/>
+      <w:r>
+        <w:t>doi</w:t>
+      </w:r>
+      <w:proofErr w:type="spellEnd"/>
+      <w:r>
+        <w:t>: </w:t>
+      </w:r>
+      <w:hyperlink r:id="rId7" w:tgtFrame="_blank" w:history="1">
+        <w:r>
+          <w:rPr>
+            <w:rStyle w:val="af6"/>
+          </w:rPr>
+          <w:t>10.1097/JS9.0000000000000246</w:t>
+        </w:r>
+      </w:hyperlink>
+    </w:p>
+    <w:p>
       <w:pPr>
         <w:rPr>
           <w:rFonts w:hint="eastAsia"/>
@@ -556,23 +854,36 @@
       </w:r>
     </w:p>
     <w:p>
-      <w:r>
-        <w:rPr>
-          <w:rFonts w:hint="eastAsia"/>
-        </w:rPr>
-        <w:t>Omicron 时代，重组、抗原漂移、趋同进化共同推动 SARS-CoV-2 改变抗原性。大规模系统发育研究还在 160 万条序列中识别出 589 个重组事件，约 2.7% 测序基因组有可检测重组祖先，</w:t>
-      </w:r>
-      <w:r>
-        <w:rPr>
-          <w:rFonts w:hint="eastAsia"/>
-        </w:rPr>
-        <w:t>且</w:t>
-      </w:r>
-      <w:r>
-        <w:rPr>
-          <w:rFonts w:hint="eastAsia"/>
-        </w:rPr>
-        <w:t>刺突基因区域存在重组频率峰值。</w:t>
+      <w:pPr>
+        <w:rPr>
+          <w:rFonts w:hint="eastAsia"/>
+        </w:rPr>
+      </w:pPr>
+      <w:r>
+        <w:rPr>
+          <w:rFonts w:hint="eastAsia"/>
+        </w:rPr>
+        <w:t xml:space="preserve">Omicron 时代，重组、抗原漂移、趋同进化共同推动 SARS-CoV-2 改变抗原性。大规模系统发育研究还在 160 万条序列中识别出 589 </w:t>
+      </w:r>
+      <w:proofErr w:type="gramStart"/>
+      <w:r>
+        <w:rPr>
+          <w:rFonts w:hint="eastAsia"/>
+        </w:rPr>
+        <w:t>个</w:t>
+      </w:r>
+      <w:proofErr w:type="gramEnd"/>
+      <w:r>
+        <w:rPr>
+          <w:rFonts w:hint="eastAsia"/>
+        </w:rPr>
+        <w:t>重组事件，约 2.7% 测序基因组有可检测重组祖先，</w:t>
+      </w:r>
+      <w:r>
+        <w:rPr>
+          <w:rFonts w:hint="eastAsia"/>
+        </w:rPr>
+        <w:t>且刺突基因区域存在重组频率峰值。</w:t>
       </w:r>
     </w:p>
     <w:p>
@@ -603,7 +914,7 @@
                     </pic:cNvPicPr>
                   </pic:nvPicPr>
                   <pic:blipFill>
-                    <a:blip r:embed="rId7">
+                    <a:blip r:embed="rId8">
                       <a:extLst>
                         <a:ext uri="{28A0092B-C50C-407E-A947-70E740481C1C}">
                           <a14:useLocalDpi xmlns:a14="http://schemas.microsoft.com/office/drawing/2010/main" val="0"/>
@@ -636,6 +947,18 @@
       </w:r>
     </w:p>
     <w:p>
+      <w:r>
+        <w:rPr>
+          <w:rFonts w:hint="eastAsia"/>
+        </w:rPr>
+        <w:lastRenderedPageBreak/>
+        <w:t>Doi：</w:t>
+      </w:r>
+      <w:r>
+        <w:t>10.1038/s41586-022-05189-9</w:t>
+      </w:r>
+    </w:p>
+    <w:p>
       <w:pPr>
         <w:rPr>
           <w:rFonts w:hint="eastAsia"/>
@@ -649,21 +972,25 @@
       </w:r>
     </w:p>
     <w:p>
-      <w:r>
-        <w:rPr>
-          <w:rFonts w:hint="eastAsia"/>
-        </w:rPr>
-        <w:t xml:space="preserve">真核重组是染色体层面的遗传重排，原核重组是细胞间基因流动，而 SARS-CoV-2 重组是病毒复制中的模板切换；它能在一次事件中整合多个有利突变，因此可使 </w:t>
-      </w:r>
-      <w:r>
-        <w:rPr>
-          <w:rFonts w:hint="eastAsia"/>
-        </w:rPr>
-        <w:lastRenderedPageBreak/>
-        <w:t>Omicron 亚型快速获得免疫逃逸和传播优势。</w:t>
-      </w:r>
-    </w:p>
-    <w:p/>
+      <w:pPr>
+        <w:rPr>
+          <w:rFonts w:hint="eastAsia"/>
+        </w:rPr>
+      </w:pPr>
+      <w:r>
+        <w:rPr>
+          <w:rFonts w:hint="eastAsia"/>
+        </w:rPr>
+        <w:t>真核重组是染色体层面的遗传重排，原核重组是细胞间基因流动，而 SARS-CoV-2 重组是病毒复制中的模板切换；它能在一次事件中整合多个有利突变，因此可使 Omicron 亚型快速获得免疫逃逸和传播优势。</w:t>
+      </w:r>
+    </w:p>
+    <w:p>
+      <w:pPr>
+        <w:rPr>
+          <w:rFonts w:hint="eastAsia"/>
+        </w:rPr>
+      </w:pPr>
+    </w:p>
     <w:p>
       <w:pPr>
         <w:rPr>
@@ -1786,6 +2113,29 @@
       <w:szCs w:val="18"/>
     </w:rPr>
   </w:style>
+  <w:style w:type="character" w:styleId="af6">
+    <w:name w:val="Hyperlink"/>
+    <w:basedOn w:val="a0"/>
+    <w:uiPriority w:val="99"/>
+    <w:unhideWhenUsed/>
+    <w:rsid w:val="00734AB9"/>
+    <w:rPr>
+      <w:color w:val="467886" w:themeColor="hyperlink"/>
+      <w:u w:val="single"/>
+    </w:rPr>
+  </w:style>
+  <w:style w:type="character" w:styleId="af7">
+    <w:name w:val="Unresolved Mention"/>
+    <w:basedOn w:val="a0"/>
+    <w:uiPriority w:val="99"/>
+    <w:semiHidden/>
+    <w:unhideWhenUsed/>
+    <w:rsid w:val="00734AB9"/>
+    <w:rPr>
+      <w:color w:val="605E5C"/>
+      <w:shd w:val="clear" w:color="auto" w:fill="E1DFDD"/>
+    </w:rPr>
+  </w:style>
 </w:styles>
 </file>
 
